--- a/deliverable-docs/5. Service Communication Diagram.docx
+++ b/deliverable-docs/5. Service Communication Diagram.docx
@@ -446,12 +446,23 @@
     </w:p>
     <w:p>
       <w:pPr>
+        <w:pStyle w:val="ListBullet2"/>
+        <w:numPr>
+          <w:ilvl w:val="0"/>
+          <w:numId w:val="0"/>
+        </w:numPr>
+        <w:ind w:left="720" w:hanging="360"/>
+      </w:pPr>
+    </w:p>
+    <w:p>
+      <w:pPr>
         <w:pStyle w:val="ListNumber"/>
       </w:pPr>
       <w:r>
         <w:rPr>
           <w:b/>
         </w:rPr>
+        <w:lastRenderedPageBreak/>
         <w:t>Transcript Service → Result Service</w:t>
       </w:r>
     </w:p>
@@ -463,7 +474,6 @@
         <w:rPr>
           <w:b/>
         </w:rPr>
-        <w:lastRenderedPageBreak/>
         <w:t xml:space="preserve">Endpoint: </w:t>
       </w:r>
       <w:r>
@@ -512,8 +522,6 @@
         <w:t>Result Service down → 502 Bad Gateway</w:t>
       </w:r>
     </w:p>
-    <w:p/>
-    <w:p/>
     <w:p>
       <w:pPr>
         <w:pStyle w:val="Heading1"/>
@@ -963,11 +971,7 @@
           </w:tcPr>
           <w:p>
             <w:r>
-              <w:t xml:space="preserve">Persisted as a NotificationLog document </w:t>
-            </w:r>
-            <w:r>
-              <w:lastRenderedPageBreak/>
-              <w:t>(audit trail)</w:t>
+              <w:t>Persisted as a NotificationLog document (audit trail)</w:t>
             </w:r>
           </w:p>
         </w:tc>
@@ -976,6 +980,7 @@
     <w:p/>
     <w:p>
       <w:r>
+        <w:lastRenderedPageBreak/>
         <w:t>Note: this corrects earlier drafts of this document, which described a simple grade/score payload and listed Reporting Service and Transcript Service as consumers. Neither is a Kafka consumer in the built system — Reporting Service does not exist, and Transcript Service fetches results synchronously via REST on demand rather than maintaining a Kafka-fed local cache. A built Reporting Service would be the natural fourth consumer of result.published in a future iteration.</w:t>
       </w:r>
     </w:p>
@@ -1396,6 +1401,7 @@
       </w:tr>
     </w:tbl>
     <w:p/>
+    <w:p/>
     <w:p>
       <w:pPr>
         <w:pStyle w:val="Heading1"/>
